--- a/Mathematical Modeling Study/history.docx
+++ b/Mathematical Modeling Study/history.docx
@@ -1123,14 +1123,18 @@
           <w:rFonts w:hint="eastAsia"/>
           <w:b/>
           <w:bCs/>
-          <w:lang w:val="en-US" w:eastAsia="zh-CN"/>
-        </w:rPr>
-      </w:pPr>
-      <w:r>
-        <w:rPr>
-          <w:rFonts w:hint="eastAsia"/>
-          <w:b/>
-          <w:bCs/>
+          <w:sz w:val="28"/>
+          <w:szCs w:val="36"/>
+          <w:lang w:val="en-US" w:eastAsia="zh-CN"/>
+        </w:rPr>
+      </w:pPr>
+      <w:r>
+        <w:rPr>
+          <w:rFonts w:hint="eastAsia"/>
+          <w:b/>
+          <w:bCs/>
+          <w:sz w:val="28"/>
+          <w:szCs w:val="36"/>
           <w:lang w:val="en-US" w:eastAsia="zh-CN"/>
         </w:rPr>
         <w:t>分析已有序列和参考序列（理想方案、目标值）的相似程度（关联度），在灰色场景下，对方案进行排序，将各指标对整体评估的影响进行量化分析</w:t>
@@ -1395,6 +1399,8 @@
           <w:rFonts w:hint="eastAsia" w:eastAsiaTheme="minorEastAsia"/>
           <w:b/>
           <w:bCs/>
+          <w:sz w:val="28"/>
+          <w:szCs w:val="36"/>
           <w:lang w:val="en-US" w:eastAsia="zh-CN"/>
         </w:rPr>
       </w:pPr>
@@ -1403,6 +1409,8 @@
           <w:rFonts w:hint="default" w:eastAsiaTheme="minorEastAsia"/>
           <w:b/>
           <w:bCs/>
+          <w:sz w:val="28"/>
+          <w:szCs w:val="36"/>
           <w:lang w:val="en-US" w:eastAsia="zh-CN"/>
         </w:rPr>
         <w:t>通过机器学习，利用原始数据点，拟合出一条</w:t>
@@ -1412,6 +1420,8 @@
           <w:rFonts w:hint="eastAsia"/>
           <w:b/>
           <w:bCs/>
+          <w:sz w:val="28"/>
+          <w:szCs w:val="36"/>
           <w:lang w:val="en-US" w:eastAsia="zh-CN"/>
         </w:rPr>
         <w:t>自变量与因变量的</w:t>
@@ -1421,6 +1431,8 @@
           <w:rFonts w:hint="default" w:eastAsiaTheme="minorEastAsia"/>
           <w:b/>
           <w:bCs/>
+          <w:sz w:val="28"/>
+          <w:szCs w:val="36"/>
           <w:lang w:val="en-US" w:eastAsia="zh-CN"/>
         </w:rPr>
         <w:t>直线</w:t>
@@ -1429,7 +1441,6 @@
     <w:p>
       <w:pPr>
         <w:bidi w:val="0"/>
-        <m:rPr/>
         <w:rPr>
           <w:rFonts w:hint="default"/>
           <w:b/>
@@ -1612,16 +1623,14 @@
     <w:p>
       <w:pPr>
         <w:bidi w:val="0"/>
-        <m:rPr/>
-        <w:rPr>
-          <w:rFonts w:hint="default"/>
-          <w:b/>
-          <w:bCs/>
-          <w:lang w:val="en-US" w:eastAsia="zh-CN"/>
-        </w:rPr>
-      </w:pPr>
-      <w:r>
-        <m:rPr/>
+        <w:rPr>
+          <w:rFonts w:hint="default"/>
+          <w:b/>
+          <w:bCs/>
+          <w:lang w:val="en-US" w:eastAsia="zh-CN"/>
+        </w:rPr>
+      </w:pPr>
+      <w:r>
         <w:rPr>
           <w:rFonts w:hint="eastAsia"/>
           <w:b/>
@@ -1758,9 +1767,8 @@
     </w:p>
     <w:p>
       <w:pPr>
-        <m:rPr/>
-        <w:rPr>
-          <w:rFonts w:hint="default" w:hAnsi="Cambria Math" w:cstheme="minorBidi"/>
+        <w:rPr>
+          <w:rFonts w:hint="eastAsia" w:hAnsi="Cambria Math" w:eastAsiaTheme="minorEastAsia" w:cstheme="minorBidi"/>
           <w:i w:val="0"/>
           <w:kern w:val="2"/>
           <w:sz w:val="21"/>
@@ -1982,6 +1990,7 @@
       <w:pPr>
         <w:pStyle w:val="3"/>
         <w:numPr>
+          <w:ilvl w:val="0"/>
           <w:numId w:val="0"/>
         </w:numPr>
         <w:bidi w:val="0"/>
@@ -2498,6 +2507,7 @@
       <w:pPr>
         <w:pStyle w:val="4"/>
         <w:numPr>
+          <w:ilvl w:val="0"/>
           <w:numId w:val="8"/>
         </w:numPr>
         <w:bidi w:val="0"/>
@@ -2647,19 +2657,1631 @@
           <w:lang w:val="en-US" w:eastAsia="zh-CN"/>
         </w:rPr>
       </w:pPr>
+    </w:p>
+    <w:p>
+      <w:pPr>
+        <w:pStyle w:val="3"/>
+        <w:numPr>
+          <w:ilvl w:val="0"/>
+          <w:numId w:val="0"/>
+        </w:numPr>
+        <w:bidi w:val="0"/>
+        <w:rPr>
+          <w:rFonts w:hint="eastAsia"/>
+          <w:lang w:val="en-US" w:eastAsia="zh-CN"/>
+        </w:rPr>
+      </w:pPr>
+      <w:r>
+        <w:rPr>
+          <w:rFonts w:hint="default"/>
+          <w:lang w:val="en-US" w:eastAsia="zh-CN"/>
+        </w:rPr>
+        <w:t xml:space="preserve">Day4 </w:t>
+      </w:r>
+      <w:r>
+        <w:rPr>
+          <w:rFonts w:hint="eastAsia"/>
+          <w:lang w:val="en-US" w:eastAsia="zh-CN"/>
+        </w:rPr>
+        <w:t>2025年8月28日</w:t>
+      </w:r>
+    </w:p>
+    <w:p>
+      <w:pPr>
+        <w:pStyle w:val="3"/>
+        <w:bidi w:val="0"/>
+        <w:rPr>
+          <w:rFonts w:hint="default" w:eastAsiaTheme="minorEastAsia"/>
+          <w:lang w:val="en-US" w:eastAsia="zh-CN"/>
+        </w:rPr>
+      </w:pPr>
+      <w:r>
+        <w:rPr>
+          <w:rFonts w:hint="eastAsia"/>
+          <w:lang w:val="en-US" w:eastAsia="zh-CN"/>
+        </w:rPr>
+        <w:t>非线性回归</w:t>
+      </w:r>
+    </w:p>
+    <w:p>
+      <w:pPr>
+        <w:rPr>
+          <w:rFonts w:hint="default" w:eastAsiaTheme="minorEastAsia"/>
+          <w:b/>
+          <w:bCs/>
+          <w:lang w:val="en-US" w:eastAsia="zh-CN"/>
+        </w:rPr>
+      </w:pPr>
+      <w:r>
+        <w:rPr>
+          <w:rFonts w:hint="eastAsia"/>
+          <w:b/>
+          <w:bCs/>
+          <w:sz w:val="28"/>
+          <w:szCs w:val="36"/>
+          <w:lang w:val="en-US" w:eastAsia="zh-CN"/>
+        </w:rPr>
+        <w:t>有的时候拟合方程是非线性的</w:t>
+      </w:r>
+      <w:r>
+        <w:rPr>
+          <w:rFonts w:hint="eastAsia"/>
+          <w:b/>
+          <w:bCs/>
+          <w:lang w:val="en-US" w:eastAsia="zh-CN"/>
+        </w:rPr>
+        <w:t>，比如人的生长曲线等等，如果硬要使用线性方程拟合就无法体现一些关键信息，这就是线性回归的局限性，这里我们要用到非线性回归。</w:t>
+      </w:r>
+    </w:p>
+    <w:p>
+      <w:pPr>
+        <w:rPr>
+          <w:rFonts w:hint="default" w:hAnsi="Cambria Math"/>
+          <w:b/>
+          <w:bCs/>
+          <w:i w:val="0"/>
+          <w:sz w:val="21"/>
+          <w:lang w:val="en-US" w:eastAsia="zh-CN"/>
+        </w:rPr>
+      </w:pPr>
+      <w:r>
+        <w:rPr>
+          <w:rFonts w:hint="eastAsia"/>
+          <w:b/>
+          <w:bCs/>
+          <w:lang w:val="en-US" w:eastAsia="zh-CN"/>
+        </w:rPr>
+        <w:t>仍然是找y和x的关系，比如多项式回归</w:t>
+      </w:r>
+      <m:oMath>
+        <m:r>
+          <m:rPr>
+            <m:sty m:val="bi"/>
+          </m:rPr>
+          <w:rPr>
+            <w:rFonts w:hint="default" w:ascii="Cambria Math" w:hAnsi="Cambria Math"/>
+            <w:sz w:val="21"/>
+          </w:rPr>
+          <m:t>y=</m:t>
+        </m:r>
+        <m:sSub>
+          <m:sSubPr>
+            <m:ctrlPr>
+              <w:rPr>
+                <w:rFonts w:hint="default" w:ascii="Cambria Math" w:hAnsi="Cambria Math"/>
+                <w:sz w:val="21"/>
+              </w:rPr>
+            </m:ctrlPr>
+          </m:sSubPr>
+          <m:e>
+            <m:r>
+              <m:rPr>
+                <m:sty m:val="bi"/>
+              </m:rPr>
+              <w:rPr>
+                <w:rFonts w:hint="default" w:ascii="Cambria Math" w:hAnsi="Cambria Math"/>
+                <w:sz w:val="21"/>
+              </w:rPr>
+              <m:t>C</m:t>
+            </m:r>
+            <m:ctrlPr>
+              <w:rPr>
+                <w:rFonts w:ascii="Cambria Math" w:hAnsi="Cambria Math"/>
+                <w:sz w:val="21"/>
+              </w:rPr>
+            </m:ctrlPr>
+          </m:e>
+          <m:sub>
+            <m:r>
+              <m:rPr>
+                <m:sty m:val="b"/>
+              </m:rPr>
+              <w:rPr>
+                <w:rFonts w:hint="default" w:ascii="Cambria Math" w:hAnsi="Cambria Math"/>
+                <w:sz w:val="21"/>
+              </w:rPr>
+              <m:t>0</m:t>
+            </m:r>
+            <m:ctrlPr>
+              <w:rPr>
+                <w:rFonts w:ascii="Cambria Math" w:hAnsi="Cambria Math"/>
+                <w:sz w:val="21"/>
+              </w:rPr>
+            </m:ctrlPr>
+          </m:sub>
+        </m:sSub>
+        <m:r>
+          <m:rPr>
+            <m:sty m:val="bi"/>
+          </m:rPr>
+          <w:rPr>
+            <w:rFonts w:hint="default" w:ascii="Cambria Math" w:hAnsi="Cambria Math"/>
+            <w:sz w:val="21"/>
+          </w:rPr>
+          <m:t>+</m:t>
+        </m:r>
+        <m:sSub>
+          <m:sSubPr>
+            <m:ctrlPr>
+              <w:rPr>
+                <w:rFonts w:hint="default" w:ascii="Cambria Math" w:hAnsi="Cambria Math"/>
+                <w:sz w:val="21"/>
+              </w:rPr>
+            </m:ctrlPr>
+          </m:sSubPr>
+          <m:e>
+            <m:r>
+              <m:rPr>
+                <m:sty m:val="bi"/>
+              </m:rPr>
+              <w:rPr>
+                <w:rFonts w:hint="default" w:ascii="Cambria Math" w:hAnsi="Cambria Math"/>
+                <w:sz w:val="21"/>
+              </w:rPr>
+              <m:t>C</m:t>
+            </m:r>
+            <m:ctrlPr>
+              <w:rPr>
+                <w:rFonts w:ascii="Cambria Math" w:hAnsi="Cambria Math"/>
+                <w:sz w:val="21"/>
+              </w:rPr>
+            </m:ctrlPr>
+          </m:e>
+          <m:sub>
+            <m:r>
+              <m:rPr>
+                <m:sty m:val="b"/>
+              </m:rPr>
+              <w:rPr>
+                <w:rFonts w:hint="default" w:ascii="Cambria Math" w:hAnsi="Cambria Math"/>
+                <w:sz w:val="21"/>
+              </w:rPr>
+              <m:t>1</m:t>
+            </m:r>
+            <m:ctrlPr>
+              <w:rPr>
+                <w:rFonts w:ascii="Cambria Math" w:hAnsi="Cambria Math"/>
+                <w:sz w:val="21"/>
+              </w:rPr>
+            </m:ctrlPr>
+          </m:sub>
+        </m:sSub>
+        <m:r>
+          <m:rPr>
+            <m:sty m:val="bi"/>
+          </m:rPr>
+          <w:rPr>
+            <w:rFonts w:hint="default" w:ascii="Cambria Math" w:hAnsi="Cambria Math"/>
+            <w:sz w:val="21"/>
+          </w:rPr>
+          <m:t>x+</m:t>
+        </m:r>
+        <m:sSub>
+          <m:sSubPr>
+            <m:ctrlPr>
+              <w:rPr>
+                <w:rFonts w:hint="default" w:ascii="Cambria Math" w:hAnsi="Cambria Math"/>
+                <w:sz w:val="21"/>
+              </w:rPr>
+            </m:ctrlPr>
+          </m:sSubPr>
+          <m:e>
+            <m:r>
+              <m:rPr>
+                <m:sty m:val="bi"/>
+              </m:rPr>
+              <w:rPr>
+                <w:rFonts w:hint="default" w:ascii="Cambria Math" w:hAnsi="Cambria Math"/>
+                <w:sz w:val="21"/>
+              </w:rPr>
+              <m:t>C</m:t>
+            </m:r>
+            <m:ctrlPr>
+              <w:rPr>
+                <w:rFonts w:ascii="Cambria Math" w:hAnsi="Cambria Math"/>
+                <w:sz w:val="21"/>
+              </w:rPr>
+            </m:ctrlPr>
+          </m:e>
+          <m:sub>
+            <m:r>
+              <m:rPr>
+                <m:sty m:val="b"/>
+              </m:rPr>
+              <w:rPr>
+                <w:rFonts w:hint="default" w:ascii="Cambria Math" w:hAnsi="Cambria Math"/>
+                <w:sz w:val="21"/>
+              </w:rPr>
+              <m:t>2</m:t>
+            </m:r>
+            <m:ctrlPr>
+              <w:rPr>
+                <w:rFonts w:ascii="Cambria Math" w:hAnsi="Cambria Math"/>
+                <w:sz w:val="21"/>
+              </w:rPr>
+            </m:ctrlPr>
+          </m:sub>
+        </m:sSub>
+        <m:sSup>
+          <m:sSupPr>
+            <m:ctrlPr>
+              <w:rPr>
+                <w:rFonts w:hint="default" w:ascii="Cambria Math" w:hAnsi="Cambria Math"/>
+                <w:sz w:val="21"/>
+              </w:rPr>
+            </m:ctrlPr>
+          </m:sSupPr>
+          <m:e>
+            <m:r>
+              <m:rPr>
+                <m:sty m:val="bi"/>
+              </m:rPr>
+              <w:rPr>
+                <w:rFonts w:hint="default" w:ascii="Cambria Math" w:hAnsi="Cambria Math"/>
+                <w:sz w:val="21"/>
+              </w:rPr>
+              <m:t>x</m:t>
+            </m:r>
+            <m:ctrlPr>
+              <w:rPr>
+                <w:rFonts w:ascii="Cambria Math" w:hAnsi="Cambria Math"/>
+                <w:sz w:val="21"/>
+              </w:rPr>
+            </m:ctrlPr>
+          </m:e>
+          <m:sup>
+            <m:r>
+              <m:rPr>
+                <m:sty m:val="bi"/>
+              </m:rPr>
+              <w:rPr>
+                <w:rFonts w:hint="default" w:ascii="Cambria Math" w:hAnsi="Cambria Math"/>
+                <w:sz w:val="21"/>
+              </w:rPr>
+              <m:t>2</m:t>
+            </m:r>
+            <m:ctrlPr>
+              <w:rPr>
+                <w:rFonts w:ascii="Cambria Math" w:hAnsi="Cambria Math"/>
+                <w:sz w:val="21"/>
+              </w:rPr>
+            </m:ctrlPr>
+          </m:sup>
+        </m:sSup>
+        <m:r>
+          <m:rPr>
+            <m:sty m:val="bi"/>
+          </m:rPr>
+          <w:rPr>
+            <w:rFonts w:hint="default" w:ascii="Cambria Math" w:hAnsi="Cambria Math"/>
+            <w:sz w:val="21"/>
+          </w:rPr>
+          <m:t>+...</m:t>
+        </m:r>
+      </m:oMath>
+    </w:p>
+    <w:p>
+      <w:pPr>
+        <w:rPr>
+          <w:rFonts w:hint="default" w:hAnsi="Cambria Math" w:eastAsiaTheme="minorEastAsia" w:cstheme="minorBidi"/>
+          <w:b/>
+          <w:bCs/>
+          <w:i w:val="0"/>
+          <w:kern w:val="2"/>
+          <w:sz w:val="21"/>
+          <w:szCs w:val="24"/>
+          <w:lang w:val="en-US" w:eastAsia="zh-CN" w:bidi="ar-SA"/>
+        </w:rPr>
+      </w:pPr>
+      <w:r>
+        <w:rPr>
+          <w:rFonts w:hint="eastAsia" w:hAnsi="Cambria Math" w:cstheme="minorBidi"/>
+          <w:b/>
+          <w:bCs/>
+          <w:i w:val="0"/>
+          <w:kern w:val="2"/>
+          <w:sz w:val="21"/>
+          <w:szCs w:val="24"/>
+          <w:lang w:val="en-US" w:eastAsia="zh-CN" w:bidi="ar-SA"/>
+        </w:rPr>
+        <w:t>指数模型</w:t>
+      </w:r>
+      <m:oMath>
+        <m:r>
+          <m:rPr>
+            <m:sty m:val="bi"/>
+          </m:rPr>
+          <w:rPr>
+            <w:rFonts w:hint="default" w:ascii="Cambria Math" w:hAnsi="Cambria Math"/>
+            <w:sz w:val="21"/>
+          </w:rPr>
+          <m:t>y=</m:t>
+        </m:r>
+        <m:sSub>
+          <m:sSubPr>
+            <m:ctrlPr>
+              <w:rPr>
+                <w:rFonts w:hint="default" w:ascii="Cambria Math" w:hAnsi="Cambria Math"/>
+                <w:b/>
+                <w:bCs/>
+                <w:sz w:val="21"/>
+              </w:rPr>
+            </m:ctrlPr>
+          </m:sSubPr>
+          <m:e>
+            <m:r>
+              <m:rPr>
+                <m:sty m:val="bi"/>
+              </m:rPr>
+              <w:rPr>
+                <w:rFonts w:hint="default" w:ascii="Cambria Math" w:hAnsi="Cambria Math"/>
+                <w:sz w:val="21"/>
+              </w:rPr>
+              <m:t>C</m:t>
+            </m:r>
+            <m:ctrlPr>
+              <w:rPr>
+                <w:rFonts w:ascii="Cambria Math" w:hAnsi="Cambria Math"/>
+                <w:b/>
+                <w:bCs/>
+                <w:sz w:val="21"/>
+              </w:rPr>
+            </m:ctrlPr>
+          </m:e>
+          <m:sub>
+            <m:r>
+              <m:rPr>
+                <m:sty m:val="bi"/>
+              </m:rPr>
+              <w:rPr>
+                <w:rFonts w:hint="default" w:ascii="Cambria Math" w:hAnsi="Cambria Math"/>
+                <w:sz w:val="21"/>
+              </w:rPr>
+              <m:t>1</m:t>
+            </m:r>
+            <m:ctrlPr>
+              <w:rPr>
+                <w:rFonts w:ascii="Cambria Math" w:hAnsi="Cambria Math"/>
+                <w:b/>
+                <w:bCs/>
+                <w:sz w:val="21"/>
+              </w:rPr>
+            </m:ctrlPr>
+          </m:sub>
+        </m:sSub>
+        <m:r>
+          <m:rPr>
+            <m:sty m:val="bi"/>
+          </m:rPr>
+          <w:rPr>
+            <w:rFonts w:hint="default" w:ascii="Cambria Math" w:hAnsi="Cambria Math"/>
+            <w:sz w:val="21"/>
+          </w:rPr>
+          <m:t>+</m:t>
+        </m:r>
+        <m:sSub>
+          <m:sSubPr>
+            <m:ctrlPr>
+              <w:rPr>
+                <w:rFonts w:hint="default" w:ascii="Cambria Math" w:hAnsi="Cambria Math"/>
+                <w:b/>
+                <w:bCs/>
+                <w:sz w:val="21"/>
+              </w:rPr>
+            </m:ctrlPr>
+          </m:sSubPr>
+          <m:e>
+            <m:r>
+              <m:rPr>
+                <m:sty m:val="bi"/>
+              </m:rPr>
+              <w:rPr>
+                <w:rFonts w:hint="default" w:ascii="Cambria Math" w:hAnsi="Cambria Math"/>
+                <w:sz w:val="21"/>
+              </w:rPr>
+              <m:t>C</m:t>
+            </m:r>
+            <m:ctrlPr>
+              <w:rPr>
+                <w:rFonts w:ascii="Cambria Math" w:hAnsi="Cambria Math"/>
+                <w:b/>
+                <w:bCs/>
+                <w:sz w:val="21"/>
+              </w:rPr>
+            </m:ctrlPr>
+          </m:e>
+          <m:sub>
+            <m:r>
+              <m:rPr>
+                <m:sty m:val="bi"/>
+              </m:rPr>
+              <w:rPr>
+                <w:rFonts w:hint="default" w:ascii="Cambria Math" w:hAnsi="Cambria Math"/>
+                <w:sz w:val="21"/>
+              </w:rPr>
+              <m:t>2</m:t>
+            </m:r>
+            <m:ctrlPr>
+              <w:rPr>
+                <w:rFonts w:ascii="Cambria Math" w:hAnsi="Cambria Math"/>
+                <w:b/>
+                <w:bCs/>
+                <w:sz w:val="21"/>
+              </w:rPr>
+            </m:ctrlPr>
+          </m:sub>
+        </m:sSub>
+        <m:sSup>
+          <m:sSupPr>
+            <m:ctrlPr>
+              <w:rPr>
+                <w:rFonts w:hint="default" w:ascii="Cambria Math" w:hAnsi="Cambria Math"/>
+                <w:b/>
+                <w:bCs/>
+                <w:sz w:val="21"/>
+              </w:rPr>
+            </m:ctrlPr>
+          </m:sSupPr>
+          <m:e>
+            <m:r>
+              <m:rPr>
+                <m:sty m:val="bi"/>
+              </m:rPr>
+              <w:rPr>
+                <w:rFonts w:hint="default" w:ascii="Cambria Math" w:hAnsi="Cambria Math"/>
+                <w:sz w:val="21"/>
+              </w:rPr>
+              <m:t>e</m:t>
+            </m:r>
+            <m:ctrlPr>
+              <w:rPr>
+                <w:rFonts w:ascii="Cambria Math" w:hAnsi="Cambria Math"/>
+                <w:b/>
+                <w:bCs/>
+                <w:sz w:val="21"/>
+              </w:rPr>
+            </m:ctrlPr>
+          </m:e>
+          <m:sup>
+            <m:r>
+              <m:rPr>
+                <m:sty m:val="bi"/>
+              </m:rPr>
+              <w:rPr>
+                <w:rFonts w:hint="default" w:ascii="Cambria Math" w:hAnsi="Cambria Math"/>
+                <w:sz w:val="21"/>
+              </w:rPr>
+              <m:t>x</m:t>
+            </m:r>
+            <m:ctrlPr>
+              <w:rPr>
+                <w:rFonts w:ascii="Cambria Math" w:hAnsi="Cambria Math"/>
+                <w:b/>
+                <w:bCs/>
+                <w:sz w:val="21"/>
+              </w:rPr>
+            </m:ctrlPr>
+          </m:sup>
+        </m:sSup>
+        <m:r>
+          <m:rPr>
+            <m:sty m:val="bi"/>
+          </m:rPr>
+          <w:rPr>
+            <w:rFonts w:hint="default" w:ascii="Cambria Math" w:hAnsi="Cambria Math"/>
+            <w:sz w:val="21"/>
+          </w:rPr>
+          <m:t>+</m:t>
+        </m:r>
+        <m:sSub>
+          <m:sSubPr>
+            <m:ctrlPr>
+              <w:rPr>
+                <w:rFonts w:hint="default" w:ascii="Cambria Math" w:hAnsi="Cambria Math"/>
+                <w:b/>
+                <w:bCs/>
+                <w:sz w:val="21"/>
+              </w:rPr>
+            </m:ctrlPr>
+          </m:sSubPr>
+          <m:e>
+            <m:r>
+              <m:rPr>
+                <m:sty m:val="bi"/>
+              </m:rPr>
+              <w:rPr>
+                <w:rFonts w:hint="default" w:ascii="Cambria Math" w:hAnsi="Cambria Math"/>
+                <w:sz w:val="21"/>
+              </w:rPr>
+              <m:t>C</m:t>
+            </m:r>
+            <m:ctrlPr>
+              <w:rPr>
+                <w:rFonts w:ascii="Cambria Math" w:hAnsi="Cambria Math"/>
+                <w:b/>
+                <w:bCs/>
+                <w:sz w:val="21"/>
+              </w:rPr>
+            </m:ctrlPr>
+          </m:e>
+          <m:sub>
+            <m:r>
+              <m:rPr>
+                <m:sty m:val="bi"/>
+              </m:rPr>
+              <w:rPr>
+                <w:rFonts w:hint="default" w:ascii="Cambria Math" w:hAnsi="Cambria Math"/>
+                <w:sz w:val="21"/>
+              </w:rPr>
+              <m:t>3</m:t>
+            </m:r>
+            <m:ctrlPr>
+              <w:rPr>
+                <w:rFonts w:ascii="Cambria Math" w:hAnsi="Cambria Math"/>
+                <w:b/>
+                <w:bCs/>
+                <w:sz w:val="21"/>
+              </w:rPr>
+            </m:ctrlPr>
+          </m:sub>
+        </m:sSub>
+        <m:sSup>
+          <m:sSupPr>
+            <m:ctrlPr>
+              <w:rPr>
+                <w:rFonts w:hint="default" w:ascii="Cambria Math" w:hAnsi="Cambria Math"/>
+                <w:b/>
+                <w:bCs/>
+                <w:sz w:val="21"/>
+              </w:rPr>
+            </m:ctrlPr>
+          </m:sSupPr>
+          <m:e>
+            <m:r>
+              <m:rPr>
+                <m:sty m:val="bi"/>
+              </m:rPr>
+              <w:rPr>
+                <w:rFonts w:hint="default" w:ascii="Cambria Math" w:hAnsi="Cambria Math"/>
+                <w:sz w:val="21"/>
+              </w:rPr>
+              <m:t>e</m:t>
+            </m:r>
+            <m:ctrlPr>
+              <w:rPr>
+                <w:rFonts w:ascii="Cambria Math" w:hAnsi="Cambria Math"/>
+                <w:b/>
+                <w:bCs/>
+                <w:sz w:val="21"/>
+              </w:rPr>
+            </m:ctrlPr>
+          </m:e>
+          <m:sup>
+            <m:r>
+              <m:rPr>
+                <m:sty m:val="bi"/>
+              </m:rPr>
+              <w:rPr>
+                <w:rFonts w:hint="default" w:ascii="Cambria Math" w:hAnsi="Cambria Math"/>
+                <w:sz w:val="21"/>
+              </w:rPr>
+              <m:t>2</m:t>
+            </m:r>
+            <m:r>
+              <m:rPr>
+                <m:sty m:val="bi"/>
+              </m:rPr>
+              <w:rPr>
+                <w:rFonts w:hint="default" w:ascii="Cambria Math" w:hAnsi="Cambria Math"/>
+                <w:sz w:val="21"/>
+                <w:lang w:val="en-US"/>
+              </w:rPr>
+              <m:t>x</m:t>
+            </m:r>
+            <m:ctrlPr>
+              <w:rPr>
+                <w:rFonts w:ascii="Cambria Math" w:hAnsi="Cambria Math"/>
+                <w:b/>
+                <w:bCs/>
+                <w:sz w:val="21"/>
+              </w:rPr>
+            </m:ctrlPr>
+          </m:sup>
+        </m:sSup>
+        <m:r>
+          <m:rPr>
+            <m:sty m:val="bi"/>
+          </m:rPr>
+          <w:rPr>
+            <w:rFonts w:hint="default" w:ascii="Cambria Math" w:hAnsi="Cambria Math"/>
+            <w:sz w:val="21"/>
+          </w:rPr>
+          <m:t>...</m:t>
+        </m:r>
+      </m:oMath>
+      <w:r>
+        <w:rPr>
+          <w:rFonts w:hint="eastAsia" w:hAnsi="Cambria Math"/>
+          <w:b/>
+          <w:bCs/>
+          <w:i w:val="0"/>
+          <w:sz w:val="21"/>
+          <w:lang w:val="en-US" w:eastAsia="zh-CN"/>
+        </w:rPr>
+        <w:tab/>
+      </w:r>
+      <w:r>
+        <w:rPr>
+          <w:rFonts w:hint="eastAsia" w:hAnsi="Cambria Math"/>
+          <w:b/>
+          <w:bCs/>
+          <w:i w:val="0"/>
+          <w:sz w:val="21"/>
+          <w:lang w:val="en-US" w:eastAsia="zh-CN"/>
+        </w:rPr>
+        <w:t>对数模型等等</w:t>
+      </w:r>
+    </w:p>
+    <w:p>
+      <w:pPr>
+        <w:rPr>
+          <w:rFonts w:hint="eastAsia" w:hAnsi="Cambria Math" w:cstheme="minorBidi"/>
+          <w:b/>
+          <w:bCs/>
+          <w:i w:val="0"/>
+          <w:kern w:val="2"/>
+          <w:sz w:val="21"/>
+          <w:szCs w:val="24"/>
+          <w:lang w:val="en-US" w:eastAsia="zh-CN" w:bidi="ar-SA"/>
+        </w:rPr>
+      </w:pPr>
+      <w:r>
+        <w:rPr>
+          <w:rFonts w:hint="eastAsia" w:hAnsi="Cambria Math" w:cstheme="minorBidi"/>
+          <w:b/>
+          <w:bCs/>
+          <w:i w:val="0"/>
+          <w:kern w:val="2"/>
+          <w:sz w:val="21"/>
+          <w:szCs w:val="24"/>
+          <w:lang w:val="en-US" w:eastAsia="zh-CN" w:bidi="ar-SA"/>
+        </w:rPr>
+        <w:t>线性回归一般用最小二乘法即可估计参数，而非线性回归的参数估计较为复杂。对样本量要求也高，还容易不稳定、过拟合</w:t>
+      </w:r>
+    </w:p>
+    <w:p>
+      <w:pPr>
+        <w:rPr>
+          <w:rFonts w:hint="eastAsia" w:hAnsi="Cambria Math" w:cstheme="minorBidi"/>
+          <w:b/>
+          <w:bCs/>
+          <w:i w:val="0"/>
+          <w:kern w:val="2"/>
+          <w:sz w:val="21"/>
+          <w:szCs w:val="24"/>
+          <w:lang w:val="en-US" w:eastAsia="zh-CN" w:bidi="ar-SA"/>
+        </w:rPr>
+      </w:pPr>
+    </w:p>
+    <w:p>
+      <w:pPr>
+        <w:pStyle w:val="4"/>
+        <w:numPr>
+          <w:ilvl w:val="0"/>
+          <w:numId w:val="9"/>
+        </w:numPr>
+        <w:bidi w:val="0"/>
+        <w:rPr>
+          <w:rFonts w:hint="default"/>
+          <w:lang w:val="en-US" w:eastAsia="zh-CN"/>
+        </w:rPr>
+      </w:pPr>
+      <w:r>
+        <w:rPr>
+          <w:rFonts w:hint="default"/>
+          <w:lang w:val="en-US" w:eastAsia="zh-CN"/>
+        </w:rPr>
+        <w:t>问题定义与数据准备</w:t>
+      </w:r>
+    </w:p>
+    <w:p>
+      <w:pPr>
+        <w:pStyle w:val="4"/>
+        <w:numPr>
+          <w:ilvl w:val="0"/>
+          <w:numId w:val="9"/>
+        </w:numPr>
+        <w:bidi w:val="0"/>
+        <w:rPr>
+          <w:rFonts w:hint="eastAsia"/>
+          <w:lang w:val="en-US" w:eastAsia="zh-CN"/>
+        </w:rPr>
+      </w:pPr>
+      <w:r>
+        <w:rPr>
+          <w:rFonts w:hint="default"/>
+          <w:lang w:val="en-US" w:eastAsia="zh-CN"/>
+        </w:rPr>
+        <w:t>选择合适的非线性模型</w:t>
+      </w:r>
+      <w:r>
+        <w:rPr>
+          <w:rFonts w:hint="eastAsia"/>
+          <w:lang w:val="en-US" w:eastAsia="zh-CN"/>
+        </w:rPr>
+        <w:t>：</w:t>
+      </w:r>
+    </w:p>
+    <w:p>
+      <w:pPr>
+        <w:numPr>
+          <w:ilvl w:val="0"/>
+          <w:numId w:val="0"/>
+        </w:numPr>
+        <w:bidi w:val="0"/>
+        <w:ind w:leftChars="0" w:firstLine="420" w:firstLineChars="0"/>
+        <w:rPr>
+          <w:rFonts w:hint="eastAsia"/>
+          <w:lang w:val="en-US" w:eastAsia="zh-CN"/>
+        </w:rPr>
+      </w:pPr>
+      <w:r>
+        <w:rPr>
+          <w:rFonts w:hint="eastAsia"/>
+          <w:lang w:val="en-US" w:eastAsia="zh-CN"/>
+        </w:rPr>
+        <w:t>实际解题的时候注意用什么函数适合拟合当前的数据，可以先画个散点图、折线图，然后看变化，选好函数才能顺利拟合。</w:t>
+      </w:r>
+    </w:p>
+    <w:p>
+      <w:pPr>
+        <w:pStyle w:val="4"/>
+        <w:numPr>
+          <w:ilvl w:val="0"/>
+          <w:numId w:val="9"/>
+        </w:numPr>
+        <w:bidi w:val="0"/>
+        <w:rPr>
+          <w:rFonts w:hint="eastAsia"/>
+          <w:lang w:val="en-US" w:eastAsia="zh-CN"/>
+        </w:rPr>
+      </w:pPr>
+      <w:r>
+        <w:rPr>
+          <w:rFonts w:hint="default"/>
+          <w:lang w:val="en-US" w:eastAsia="zh-CN"/>
+        </w:rPr>
+        <w:t>确定初始参数猜测</w:t>
+      </w:r>
+      <w:r>
+        <w:rPr>
+          <w:rFonts w:hint="eastAsia"/>
+          <w:lang w:val="en-US" w:eastAsia="zh-CN"/>
+        </w:rPr>
+        <w:t>：</w:t>
+      </w:r>
+    </w:p>
+    <w:p>
+      <w:pPr>
+        <w:bidi w:val="0"/>
+        <w:ind w:firstLine="420" w:firstLineChars="0"/>
+        <w:rPr>
+          <w:rFonts w:hint="eastAsia"/>
+          <w:lang w:val="en-US" w:eastAsia="zh-CN"/>
+        </w:rPr>
+      </w:pPr>
+      <w:r>
+        <w:rPr>
+          <w:rFonts w:hint="eastAsia"/>
+          <w:lang w:val="en-US" w:eastAsia="zh-CN"/>
+        </w:rPr>
+        <w:t>非线性回归需要初始参数作为迭代起点，不合理的初始值可能导致拟合失败</w:t>
+      </w:r>
+    </w:p>
+    <w:p>
+      <w:pPr>
+        <w:pStyle w:val="4"/>
+        <w:numPr>
+          <w:ilvl w:val="0"/>
+          <w:numId w:val="9"/>
+        </w:numPr>
+        <w:bidi w:val="0"/>
+        <w:rPr>
+          <w:rFonts w:hint="default"/>
+          <w:lang w:val="en-US" w:eastAsia="zh-CN"/>
+        </w:rPr>
+      </w:pPr>
+      <w:r>
+        <w:rPr>
+          <w:rFonts w:hint="default"/>
+          <w:lang w:val="en-US" w:eastAsia="zh-CN"/>
+        </w:rPr>
+        <w:t>执行非线性拟合</w:t>
+      </w:r>
+    </w:p>
+    <w:p>
+      <w:pPr>
+        <w:pStyle w:val="4"/>
+        <w:numPr>
+          <w:ilvl w:val="0"/>
+          <w:numId w:val="9"/>
+        </w:numPr>
+        <w:bidi w:val="0"/>
+        <w:rPr>
+          <w:rFonts w:hint="default"/>
+          <w:lang w:val="en-US" w:eastAsia="zh-CN"/>
+        </w:rPr>
+      </w:pPr>
+      <w:r>
+        <w:rPr>
+          <w:rFonts w:hint="default"/>
+          <w:lang w:val="en-US" w:eastAsia="zh-CN"/>
+        </w:rPr>
+        <w:t>模型评估与验证</w:t>
+      </w:r>
+    </w:p>
+    <w:p>
+      <w:pPr>
+        <w:pStyle w:val="3"/>
+        <w:bidi w:val="0"/>
+        <w:rPr>
+          <w:rFonts w:hint="default"/>
+          <w:lang w:val="en-US" w:eastAsia="zh-CN"/>
+        </w:rPr>
+      </w:pPr>
+      <w:r>
+        <w:rPr>
+          <w:rFonts w:hint="eastAsia"/>
+          <w:lang w:val="en-US" w:eastAsia="zh-CN"/>
+        </w:rPr>
+        <w:t>灰色预测分析</w:t>
+      </w:r>
+    </w:p>
+    <w:p>
+      <w:pPr>
+        <w:rPr>
+          <w:rFonts w:hint="default" w:eastAsiaTheme="minorEastAsia"/>
+          <w:sz w:val="28"/>
+          <w:szCs w:val="36"/>
+          <w:lang w:val="en-US" w:eastAsia="zh-CN"/>
+        </w:rPr>
+      </w:pPr>
+      <w:r>
+        <w:rPr>
+          <w:rFonts w:hint="eastAsia"/>
+          <w:b/>
+          <w:bCs/>
+          <w:sz w:val="28"/>
+          <w:szCs w:val="36"/>
+          <w:lang w:val="en-US" w:eastAsia="zh-CN"/>
+        </w:rPr>
+        <w:t>主要用于小数据建模</w:t>
+      </w:r>
+    </w:p>
+    <w:p>
+      <w:pPr>
+        <w:rPr>
+          <w:rFonts w:hint="eastAsia"/>
+          <w:b w:val="0"/>
+          <w:bCs w:val="0"/>
+          <w:lang w:val="en-US" w:eastAsia="zh-CN"/>
+        </w:rPr>
+      </w:pPr>
+      <w:r>
+        <w:rPr>
+          <w:rFonts w:hint="eastAsia"/>
+          <w:b w:val="0"/>
+          <w:bCs w:val="0"/>
+          <w:lang w:val="en-US" w:eastAsia="zh-CN"/>
+        </w:rPr>
+        <w:t>对于白色系统，我们往往清楚其机理和过程，比如我们知道饭后血糖变化规律呈单峰非对称曲线，知道年龄与身高的指数变化规律，但是对于某些灰色系统，我们的了解有限，无法预测大致变化规律，数据点也很少，没法暴力拟合出一条线，这个时候我们要使用灰色预测分析</w:t>
+      </w:r>
+    </w:p>
+    <w:p>
+      <w:pPr>
+        <w:rPr>
+          <w:rFonts w:hint="eastAsia"/>
+          <w:b/>
+          <w:bCs/>
+          <w:lang w:val="en-US" w:eastAsia="zh-CN"/>
+        </w:rPr>
+      </w:pPr>
+      <w:r>
+        <w:rPr>
+          <w:rFonts w:hint="eastAsia"/>
+          <w:b/>
+          <w:bCs/>
+          <w:lang w:val="en-US" w:eastAsia="zh-CN"/>
+        </w:rPr>
+        <w:t>灰色总是意味着部分系统已知，部分系统未知的研究：信息不完整，样本规模小、处理不确定性</w:t>
+      </w:r>
+    </w:p>
+    <w:p>
+      <w:pPr>
+        <w:rPr>
+          <w:rFonts w:hint="default" w:eastAsiaTheme="minorEastAsia"/>
+          <w:b/>
+          <w:bCs/>
+          <w:lang w:val="en-US" w:eastAsia="zh-CN"/>
+        </w:rPr>
+      </w:pPr>
+      <w:r>
+        <w:rPr>
+          <w:rFonts w:hint="eastAsia"/>
+          <w:b/>
+          <w:bCs/>
+          <w:lang w:val="en-US" w:eastAsia="zh-CN"/>
+        </w:rPr>
+        <w:t>仍然可用天气预报举例子：我们知道今天的温度、湿度、云层的运动，但是不知道大气每个分子的运动。</w:t>
+      </w:r>
+    </w:p>
+    <w:p>
+      <w:pPr>
+        <w:rPr>
+          <w:rFonts w:hint="eastAsia"/>
+          <w:b w:val="0"/>
+          <w:bCs w:val="0"/>
+          <w:lang w:val="en-US" w:eastAsia="zh-CN"/>
+        </w:rPr>
+      </w:pPr>
+      <w:r>
+        <w:rPr>
+          <w:rFonts w:hint="eastAsia"/>
+          <w:b w:val="0"/>
+          <w:bCs w:val="0"/>
+          <w:lang w:val="en-US" w:eastAsia="zh-CN"/>
+        </w:rPr>
+        <w:t>再比如：人口预测上，我们知道</w:t>
+      </w:r>
+      <w:r>
+        <w:rPr>
+          <w:rFonts w:hint="default"/>
+          <w:b w:val="0"/>
+          <w:bCs w:val="0"/>
+          <w:lang w:val="en-US" w:eastAsia="zh-CN"/>
+        </w:rPr>
+        <w:t>[2020,2025)</w:t>
+      </w:r>
+      <w:r>
+        <w:rPr>
+          <w:rFonts w:hint="eastAsia"/>
+          <w:b w:val="0"/>
+          <w:bCs w:val="0"/>
+          <w:lang w:val="en-US" w:eastAsia="zh-CN"/>
+        </w:rPr>
+        <w:t>四年的某城市人口数量，要是我们知道每天的人口就可以有1800个数据非线性回归了，现在只能依靠这四个点进行灰色预测分析未来人口</w:t>
+      </w:r>
+    </w:p>
+    <w:p>
+      <w:pPr>
+        <w:rPr>
+          <w:rFonts w:hint="eastAsia" w:eastAsiaTheme="minorEastAsia"/>
+          <w:b w:val="0"/>
+          <w:bCs w:val="0"/>
+          <w:lang w:val="en-US" w:eastAsia="zh-CN"/>
+        </w:rPr>
+      </w:pPr>
+    </w:p>
+    <w:p>
+      <w:pPr>
+        <w:pStyle w:val="4"/>
+        <w:numPr>
+          <w:ilvl w:val="0"/>
+          <w:numId w:val="10"/>
+        </w:numPr>
+        <w:bidi w:val="0"/>
+        <w:rPr>
+          <w:rFonts w:hint="eastAsia"/>
+          <w:lang w:val="en-US" w:eastAsia="zh-CN"/>
+        </w:rPr>
+      </w:pPr>
+      <w:r>
+        <w:rPr>
+          <w:rFonts w:hint="eastAsia"/>
+          <w:lang w:val="en-US" w:eastAsia="zh-CN"/>
+        </w:rPr>
+        <w:t>灰色预测（如最常用的 GM (1,1) 模型）的核心是通过数据累加生成、建立微分方程、求解模型参数、逆运算还原预测值</w:t>
+      </w:r>
+    </w:p>
+    <w:p>
+      <w:pPr>
+        <w:pStyle w:val="4"/>
+        <w:numPr>
+          <w:ilvl w:val="0"/>
+          <w:numId w:val="10"/>
+        </w:numPr>
+        <w:bidi w:val="0"/>
+        <w:rPr>
+          <w:rFonts w:hint="eastAsia"/>
+          <w:lang w:val="en-US" w:eastAsia="zh-CN"/>
+        </w:rPr>
+      </w:pPr>
+      <w:r>
+        <w:rPr>
+          <w:rFonts w:hint="eastAsia"/>
+          <w:lang w:val="en-US" w:eastAsia="zh-CN"/>
+        </w:rPr>
+        <w:t>数据检验，观察是否可以建模</w:t>
+      </w:r>
+    </w:p>
+    <w:p>
+      <w:pPr>
+        <w:pStyle w:val="4"/>
+        <w:numPr>
+          <w:ilvl w:val="0"/>
+          <w:numId w:val="10"/>
+        </w:numPr>
+        <w:bidi w:val="0"/>
+        <w:rPr>
+          <w:rFonts w:hint="eastAsia"/>
+          <w:lang w:val="en-US" w:eastAsia="zh-CN"/>
+        </w:rPr>
+      </w:pPr>
+      <w:r>
+        <w:rPr>
+          <w:rFonts w:hint="eastAsia"/>
+          <w:lang w:val="en-US" w:eastAsia="zh-CN"/>
+        </w:rPr>
+        <w:t>累加生成，可以减弱随机性</w:t>
+      </w:r>
+    </w:p>
+    <w:p>
+      <w:pPr>
+        <w:pStyle w:val="4"/>
+        <w:numPr>
+          <w:ilvl w:val="0"/>
+          <w:numId w:val="10"/>
+        </w:numPr>
+        <w:bidi w:val="0"/>
+        <w:rPr>
+          <w:rFonts w:hint="eastAsia"/>
+          <w:lang w:val="en-US" w:eastAsia="zh-CN"/>
+        </w:rPr>
+      </w:pPr>
+      <w:r>
+        <w:rPr>
+          <w:rFonts w:hint="eastAsia"/>
+          <w:lang w:val="en-US" w:eastAsia="zh-CN"/>
+        </w:rPr>
+        <w:t>构建GM</w:t>
+      </w:r>
+      <w:r>
+        <w:rPr>
+          <w:rFonts w:hint="default"/>
+          <w:lang w:val="en-US" w:eastAsia="zh-CN"/>
+        </w:rPr>
+        <w:t>(1,1)</w:t>
+      </w:r>
+      <w:r>
+        <w:rPr>
+          <w:rFonts w:hint="eastAsia"/>
+          <w:lang w:val="en-US" w:eastAsia="zh-CN"/>
+        </w:rPr>
+        <w:t>模型，建立一阶微分方程</w:t>
+      </w:r>
+    </w:p>
+    <w:p>
+      <w:pPr>
+        <w:pStyle w:val="4"/>
+        <w:numPr>
+          <w:ilvl w:val="0"/>
+          <w:numId w:val="10"/>
+        </w:numPr>
+        <w:bidi w:val="0"/>
+        <w:rPr>
+          <w:rFonts w:hint="eastAsia"/>
+          <w:lang w:val="en-US" w:eastAsia="zh-CN"/>
+        </w:rPr>
+      </w:pPr>
+      <w:r>
+        <w:rPr>
+          <w:rFonts w:hint="eastAsia"/>
+          <w:lang w:val="en-US" w:eastAsia="zh-CN"/>
+        </w:rPr>
+        <w:t>利用最小二乘法求解</w:t>
+      </w:r>
+    </w:p>
+    <w:p>
+      <w:pPr>
+        <w:pStyle w:val="4"/>
+        <w:numPr>
+          <w:ilvl w:val="0"/>
+          <w:numId w:val="10"/>
+        </w:numPr>
+        <w:bidi w:val="0"/>
+        <w:rPr>
+          <w:rFonts w:hint="eastAsia"/>
+          <w:lang w:val="en-US" w:eastAsia="zh-CN"/>
+        </w:rPr>
+      </w:pPr>
+      <w:r>
+        <w:rPr>
+          <w:rFonts w:hint="eastAsia"/>
+          <w:lang w:val="en-US" w:eastAsia="zh-CN"/>
+        </w:rPr>
+        <w:t>逆运算，还原出原始序列的预测值</w:t>
+      </w:r>
+    </w:p>
+    <w:p>
+      <w:pPr>
+        <w:pStyle w:val="4"/>
+        <w:numPr>
+          <w:ilvl w:val="0"/>
+          <w:numId w:val="10"/>
+        </w:numPr>
+        <w:bidi w:val="0"/>
+        <w:rPr>
+          <w:rFonts w:hint="default"/>
+          <w:lang w:val="en-US" w:eastAsia="zh-CN"/>
+        </w:rPr>
+      </w:pPr>
+      <w:r>
+        <w:rPr>
+          <w:rFonts w:hint="eastAsia"/>
+          <w:lang w:val="en-US" w:eastAsia="zh-CN"/>
+        </w:rPr>
+        <w:t>模型检验</w:t>
+      </w:r>
+    </w:p>
+    <w:p>
+      <w:pPr>
+        <w:pStyle w:val="3"/>
+        <w:bidi w:val="0"/>
+        <w:rPr>
+          <w:rFonts w:hint="default"/>
+          <w:lang w:val="en-US" w:eastAsia="zh-CN"/>
+        </w:rPr>
+      </w:pPr>
+      <w:r>
+        <w:rPr>
+          <w:rFonts w:hint="eastAsia"/>
+          <w:lang w:val="en-US" w:eastAsia="zh-CN"/>
+        </w:rPr>
+        <w:t>时间序列预测</w:t>
+      </w:r>
+    </w:p>
+    <w:p>
+      <w:pPr>
+        <w:rPr>
+          <w:rFonts w:hint="default"/>
+          <w:b/>
+          <w:bCs/>
+          <w:lang w:val="en-US" w:eastAsia="zh-CN"/>
+        </w:rPr>
+      </w:pPr>
+      <w:r>
+        <w:rPr>
+          <w:rFonts w:hint="default"/>
+          <w:b/>
+          <w:bCs/>
+          <w:lang w:val="en-US" w:eastAsia="zh-CN"/>
+        </w:rPr>
+        <w:t>利用数据在时间维度上的 “历史规律”（如趋势、周期性、波动性），预测未来某个时间点的数值。</w:t>
+      </w:r>
+    </w:p>
+    <w:p>
+      <w:pPr>
+        <w:rPr>
+          <w:rFonts w:hint="default"/>
+          <w:lang w:val="en-US" w:eastAsia="zh-CN"/>
+        </w:rPr>
+      </w:pPr>
+      <w:r>
+        <w:rPr>
+          <w:rFonts w:hint="default"/>
+          <w:lang w:val="en-US" w:eastAsia="zh-CN"/>
+        </w:rPr>
+        <w:t>所有预测逻辑都围绕 “时间先后带来的关联性” 展开，而非单纯用 “时间值”（如 2024 年 1 月、第 10 天）直接计算结果。</w:t>
+      </w:r>
+    </w:p>
+    <w:p>
+      <w:pPr>
+        <w:rPr>
+          <w:rFonts w:hint="default"/>
+          <w:b/>
+          <w:bCs/>
+          <w:lang w:val="en-US" w:eastAsia="zh-CN"/>
+        </w:rPr>
+      </w:pPr>
+      <w:r>
+        <w:rPr>
+          <w:rFonts w:hint="eastAsia"/>
+          <w:b/>
+          <w:bCs/>
+          <w:lang w:val="en-US" w:eastAsia="zh-CN"/>
+        </w:rPr>
+        <w:t>比起传统的回归，并非单纯使用时间的值（x互相独立），还考虑了时间的前后关系（过去影响未来），体现了随时间的变化。</w:t>
+      </w:r>
+    </w:p>
+    <w:p>
+      <w:pPr>
+        <w:rPr>
+          <w:rFonts w:hint="eastAsia"/>
+          <w:b/>
+          <w:bCs/>
+          <w:lang w:val="en-US" w:eastAsia="zh-CN"/>
+        </w:rPr>
+      </w:pPr>
+      <w:r>
+        <w:rPr>
+          <w:rFonts w:hint="eastAsia"/>
+          <w:b/>
+          <w:bCs/>
+          <w:lang w:val="en-US" w:eastAsia="zh-CN"/>
+        </w:rPr>
+        <w:t>分离不同性质对时间序列的影响，时间序列的变化由趋势、周期、季节等共同决定</w:t>
+      </w:r>
+    </w:p>
+    <w:p>
+      <w:pPr>
+        <w:rPr>
+          <w:rFonts w:hint="default"/>
+          <w:b/>
+          <w:bCs/>
+          <w:lang w:val="en-US" w:eastAsia="zh-CN"/>
+        </w:rPr>
+      </w:pPr>
+      <w:r>
+        <w:rPr>
+          <w:rFonts w:hint="default"/>
+          <w:b/>
+          <w:bCs/>
+          <w:lang w:val="en-US" w:eastAsia="zh-CN"/>
+        </w:rPr>
+        <w:t>平稳性的核心定义是：序列的均值、方差、自协方差不随时间推移而变化（即 “无趋势、无周期性波动、波动幅度稳定”）。</w:t>
+      </w:r>
+    </w:p>
+    <w:p>
+      <w:pPr>
+        <w:rPr>
+          <w:rFonts w:hint="eastAsia"/>
+          <w:b w:val="0"/>
+          <w:bCs w:val="0"/>
+          <w:lang w:val="en-US" w:eastAsia="zh-CN"/>
+        </w:rPr>
+      </w:pPr>
+      <w:r>
+        <w:rPr>
+          <w:rFonts w:hint="eastAsia"/>
+          <w:b w:val="0"/>
+          <w:bCs w:val="0"/>
+          <w:lang w:val="en-US" w:eastAsia="zh-CN"/>
+        </w:rPr>
+        <w:t>自回归：通过过去决定今天，今天的值取决于过去的值</w:t>
+      </w:r>
+    </w:p>
+    <w:p>
+      <w:pPr>
+        <w:rPr>
+          <w:rFonts w:hint="eastAsia" w:eastAsiaTheme="minorEastAsia"/>
+          <w:lang w:eastAsia="zh-CN"/>
+        </w:rPr>
+      </w:pPr>
+      <w:r>
+        <w:drawing>
+          <wp:inline distT="0" distB="0" distL="114300" distR="114300">
+            <wp:extent cx="5266690" cy="3291840"/>
+            <wp:effectExtent l="0" t="0" r="3810" b="10160"/>
+            <wp:docPr id="6" name="图片 1"/>
+            <wp:cNvGraphicFramePr>
+              <a:graphicFrameLocks xmlns:a="http://schemas.openxmlformats.org/drawingml/2006/main" noChangeAspect="1"/>
+            </wp:cNvGraphicFramePr>
+            <a:graphic xmlns:a="http://schemas.openxmlformats.org/drawingml/2006/main">
+              <a:graphicData uri="http://schemas.openxmlformats.org/drawingml/2006/picture">
+                <pic:pic xmlns:pic="http://schemas.openxmlformats.org/drawingml/2006/picture">
+                  <pic:nvPicPr>
+                    <pic:cNvPr id="6" name="图片 1"/>
+                    <pic:cNvPicPr>
+                      <a:picLocks noChangeAspect="1"/>
+                    </pic:cNvPicPr>
+                  </pic:nvPicPr>
+                  <pic:blipFill>
+                    <a:blip r:embed="rId9"/>
+                    <a:stretch>
+                      <a:fillRect/>
+                    </a:stretch>
+                  </pic:blipFill>
+                  <pic:spPr>
+                    <a:xfrm>
+                      <a:off x="0" y="0"/>
+                      <a:ext cx="5266690" cy="3291840"/>
+                    </a:xfrm>
+                    <a:prstGeom prst="rect">
+                      <a:avLst/>
+                    </a:prstGeom>
+                    <a:noFill/>
+                    <a:ln>
+                      <a:noFill/>
+                    </a:ln>
+                  </pic:spPr>
+                </pic:pic>
+              </a:graphicData>
+            </a:graphic>
+          </wp:inline>
+        </w:drawing>
+      </w:r>
+    </w:p>
+    <w:p>
+      <w:pPr>
+        <w:rPr>
+          <w:rFonts w:hint="default"/>
+          <w:lang w:val="en-US" w:eastAsia="zh-CN"/>
+        </w:rPr>
+      </w:pPr>
+      <w:r>
+        <w:rPr>
+          <w:rFonts w:hint="eastAsia"/>
+          <w:lang w:val="en-US" w:eastAsia="zh-CN"/>
+        </w:rPr>
+        <w:t>有点像斐波那契</w:t>
+      </w:r>
+    </w:p>
+    <w:p>
+      <w:pPr>
+        <w:rPr>
+          <w:rFonts w:hint="default"/>
+          <w:lang w:val="en-US" w:eastAsia="zh-CN"/>
+        </w:rPr>
+      </w:pPr>
+      <w:r>
+        <w:rPr>
+          <w:rFonts w:hint="eastAsia"/>
+          <w:lang w:val="en-US" w:eastAsia="zh-CN"/>
+        </w:rPr>
+        <w:t>差分：将非平稳序列转化为平稳序列，比如对于股票，其价值是非平稳序列，但是收益率是平稳序列，我们只能用时间序列回归模型对平稳序列做研究</w:t>
+      </w:r>
+    </w:p>
+    <w:p>
+      <w:pPr>
+        <w:rPr>
+          <w:rFonts w:hint="default"/>
+          <w:lang w:val="en-US" w:eastAsia="zh-CN"/>
+        </w:rPr>
+      </w:pPr>
+      <w:r>
+        <w:rPr>
+          <w:rFonts w:hint="eastAsia"/>
+          <w:lang w:val="en-US" w:eastAsia="zh-CN"/>
+        </w:rPr>
+        <w:t>移动平均模型：</w:t>
+      </w:r>
+    </w:p>
+    <w:p>
+      <w:r>
+        <w:drawing>
+          <wp:inline distT="0" distB="0" distL="114300" distR="114300">
+            <wp:extent cx="5266690" cy="3291840"/>
+            <wp:effectExtent l="0" t="0" r="3810" b="10160"/>
+            <wp:docPr id="7" name="图片 2"/>
+            <wp:cNvGraphicFramePr>
+              <a:graphicFrameLocks xmlns:a="http://schemas.openxmlformats.org/drawingml/2006/main" noChangeAspect="1"/>
+            </wp:cNvGraphicFramePr>
+            <a:graphic xmlns:a="http://schemas.openxmlformats.org/drawingml/2006/main">
+              <a:graphicData uri="http://schemas.openxmlformats.org/drawingml/2006/picture">
+                <pic:pic xmlns:pic="http://schemas.openxmlformats.org/drawingml/2006/picture">
+                  <pic:nvPicPr>
+                    <pic:cNvPr id="7" name="图片 2"/>
+                    <pic:cNvPicPr>
+                      <a:picLocks noChangeAspect="1"/>
+                    </pic:cNvPicPr>
+                  </pic:nvPicPr>
+                  <pic:blipFill>
+                    <a:blip r:embed="rId10"/>
+                    <a:stretch>
+                      <a:fillRect/>
+                    </a:stretch>
+                  </pic:blipFill>
+                  <pic:spPr>
+                    <a:xfrm>
+                      <a:off x="0" y="0"/>
+                      <a:ext cx="5266690" cy="3291840"/>
+                    </a:xfrm>
+                    <a:prstGeom prst="rect">
+                      <a:avLst/>
+                    </a:prstGeom>
+                    <a:noFill/>
+                    <a:ln>
+                      <a:noFill/>
+                    </a:ln>
+                  </pic:spPr>
+                </pic:pic>
+              </a:graphicData>
+            </a:graphic>
+          </wp:inline>
+        </w:drawing>
+      </w:r>
+    </w:p>
+    <w:p>
+      <w:pPr>
+        <w:rPr>
+          <w:rFonts w:hint="default" w:eastAsiaTheme="minorEastAsia"/>
+          <w:lang w:val="en-US" w:eastAsia="zh-CN"/>
+        </w:rPr>
+      </w:pPr>
+      <w:r>
+        <w:rPr>
+          <w:rFonts w:hint="eastAsia"/>
+          <w:lang w:val="en-US" w:eastAsia="zh-CN"/>
+        </w:rPr>
+        <w:t>同样今天受到过去的影响，但是自回归采用昨天的</w:t>
+      </w:r>
+      <w:r>
+        <w:rPr>
+          <w:rFonts w:hint="eastAsia"/>
+          <w:b/>
+          <w:bCs/>
+          <w:lang w:val="en-US" w:eastAsia="zh-CN"/>
+        </w:rPr>
+        <w:t>值</w:t>
+      </w:r>
+      <w:r>
+        <w:rPr>
+          <w:rFonts w:hint="eastAsia"/>
+          <w:lang w:val="en-US" w:eastAsia="zh-CN"/>
+        </w:rPr>
+        <w:t>，移动平均采用昨天的</w:t>
+      </w:r>
+      <w:r>
+        <w:rPr>
+          <w:rFonts w:hint="eastAsia"/>
+          <w:b/>
+          <w:bCs/>
+          <w:lang w:val="en-US" w:eastAsia="zh-CN"/>
+        </w:rPr>
+        <w:t>影响。</w:t>
+      </w:r>
+    </w:p>
+    <w:p>
+      <w:pPr>
+        <w:rPr>
+          <w:rFonts w:hint="default"/>
+          <w:b/>
+          <w:bCs/>
+          <w:lang w:val="en-US" w:eastAsia="zh-CN"/>
+        </w:rPr>
+      </w:pPr>
+    </w:p>
+    <w:p>
+      <w:pPr>
+        <w:pStyle w:val="4"/>
+        <w:numPr>
+          <w:numId w:val="11"/>
+        </w:numPr>
+        <w:bidi w:val="0"/>
+        <w:rPr>
+          <w:rFonts w:hint="eastAsia"/>
+          <w:lang w:val="en-US" w:eastAsia="zh-CN"/>
+        </w:rPr>
+      </w:pPr>
+      <w:r>
+        <w:rPr>
+          <w:rFonts w:hint="eastAsia"/>
+          <w:lang w:val="en-US" w:eastAsia="zh-CN"/>
+        </w:rPr>
+        <w:t>数据准备和可视化</w:t>
+      </w:r>
+    </w:p>
+    <w:p>
+      <w:pPr>
+        <w:pStyle w:val="4"/>
+        <w:numPr>
+          <w:numId w:val="11"/>
+        </w:numPr>
+        <w:bidi w:val="0"/>
+        <w:rPr>
+          <w:rFonts w:hint="eastAsia"/>
+          <w:lang w:val="en-US" w:eastAsia="zh-CN"/>
+        </w:rPr>
+      </w:pPr>
+      <w:r>
+        <w:rPr>
+          <w:rFonts w:hint="eastAsia"/>
+          <w:lang w:val="en-US" w:eastAsia="zh-CN"/>
+        </w:rPr>
+        <w:t>平稳性检验</w:t>
+      </w:r>
       <w:bookmarkStart w:id="0" w:name="_GoBack"/>
       <w:bookmarkEnd w:id="0"/>
     </w:p>
     <w:p>
       <w:pPr>
-        <w:bidi w:val="0"/>
-        <w:rPr>
-          <w:rFonts w:hint="default"/>
-          <w:b/>
-          <w:bCs/>
-          <w:lang w:val="en-US" w:eastAsia="zh-CN"/>
-        </w:rPr>
-      </w:pPr>
+        <w:pStyle w:val="4"/>
+        <w:numPr>
+          <w:numId w:val="11"/>
+        </w:numPr>
+        <w:bidi w:val="0"/>
+        <w:rPr>
+          <w:rFonts w:hint="eastAsia"/>
+          <w:lang w:val="en-US" w:eastAsia="zh-CN"/>
+        </w:rPr>
+      </w:pPr>
+      <w:r>
+        <w:rPr>
+          <w:rFonts w:hint="eastAsia"/>
+          <w:lang w:val="en-US" w:eastAsia="zh-CN"/>
+        </w:rPr>
+        <w:t>确定差分次数</w:t>
+      </w:r>
+    </w:p>
+    <w:p>
+      <w:pPr>
+        <w:pStyle w:val="4"/>
+        <w:numPr>
+          <w:numId w:val="11"/>
+        </w:numPr>
+        <w:bidi w:val="0"/>
+        <w:rPr>
+          <w:rFonts w:hint="eastAsia"/>
+          <w:lang w:val="en-US" w:eastAsia="zh-CN"/>
+        </w:rPr>
+      </w:pPr>
+      <w:r>
+        <w:rPr>
+          <w:rFonts w:hint="eastAsia"/>
+          <w:lang w:val="en-US" w:eastAsia="zh-CN"/>
+        </w:rPr>
+        <w:t>确定AR和MA阶数</w:t>
+      </w:r>
+    </w:p>
+    <w:p>
+      <w:pPr>
+        <w:pStyle w:val="4"/>
+        <w:numPr>
+          <w:numId w:val="11"/>
+        </w:numPr>
+        <w:bidi w:val="0"/>
+        <w:rPr>
+          <w:rFonts w:hint="eastAsia"/>
+          <w:lang w:val="en-US" w:eastAsia="zh-CN"/>
+        </w:rPr>
+      </w:pPr>
+      <w:r>
+        <w:rPr>
+          <w:rFonts w:hint="eastAsia"/>
+          <w:lang w:val="en-US" w:eastAsia="zh-CN"/>
+        </w:rPr>
+        <w:t>模型拟合</w:t>
+      </w:r>
+    </w:p>
+    <w:p>
+      <w:pPr>
+        <w:pStyle w:val="4"/>
+        <w:numPr>
+          <w:numId w:val="11"/>
+        </w:numPr>
+        <w:bidi w:val="0"/>
+        <w:rPr>
+          <w:rFonts w:hint="default"/>
+          <w:lang w:val="en-US" w:eastAsia="zh-CN"/>
+        </w:rPr>
+      </w:pPr>
+      <w:r>
+        <w:rPr>
+          <w:rFonts w:hint="eastAsia"/>
+          <w:lang w:val="en-US" w:eastAsia="zh-CN"/>
+        </w:rPr>
+        <w:t>预测计算</w:t>
+      </w:r>
     </w:p>
     <w:sectPr>
       <w:pgSz w:w="11906" w:h="16838"/>
@@ -2963,6 +4585,96 @@
     </w:lvlOverride>
   </w:num>
   <w:num w:numId="8">
+    <w:abstractNumId w:val="0"/>
+    <w:lvlOverride w:ilvl="0">
+      <w:startOverride w:val="1"/>
+    </w:lvlOverride>
+    <w:lvlOverride w:ilvl="1">
+      <w:startOverride w:val="1"/>
+    </w:lvlOverride>
+    <w:lvlOverride w:ilvl="2">
+      <w:startOverride w:val="1"/>
+    </w:lvlOverride>
+    <w:lvlOverride w:ilvl="3">
+      <w:startOverride w:val="1"/>
+    </w:lvlOverride>
+    <w:lvlOverride w:ilvl="4">
+      <w:startOverride w:val="1"/>
+    </w:lvlOverride>
+    <w:lvlOverride w:ilvl="5">
+      <w:startOverride w:val="1"/>
+    </w:lvlOverride>
+    <w:lvlOverride w:ilvl="6">
+      <w:startOverride w:val="1"/>
+    </w:lvlOverride>
+    <w:lvlOverride w:ilvl="7">
+      <w:startOverride w:val="1"/>
+    </w:lvlOverride>
+    <w:lvlOverride w:ilvl="8">
+      <w:startOverride w:val="1"/>
+    </w:lvlOverride>
+  </w:num>
+  <w:num w:numId="9">
+    <w:abstractNumId w:val="0"/>
+    <w:lvlOverride w:ilvl="0">
+      <w:startOverride w:val="1"/>
+    </w:lvlOverride>
+    <w:lvlOverride w:ilvl="1">
+      <w:startOverride w:val="1"/>
+    </w:lvlOverride>
+    <w:lvlOverride w:ilvl="2">
+      <w:startOverride w:val="1"/>
+    </w:lvlOverride>
+    <w:lvlOverride w:ilvl="3">
+      <w:startOverride w:val="1"/>
+    </w:lvlOverride>
+    <w:lvlOverride w:ilvl="4">
+      <w:startOverride w:val="1"/>
+    </w:lvlOverride>
+    <w:lvlOverride w:ilvl="5">
+      <w:startOverride w:val="1"/>
+    </w:lvlOverride>
+    <w:lvlOverride w:ilvl="6">
+      <w:startOverride w:val="1"/>
+    </w:lvlOverride>
+    <w:lvlOverride w:ilvl="7">
+      <w:startOverride w:val="1"/>
+    </w:lvlOverride>
+    <w:lvlOverride w:ilvl="8">
+      <w:startOverride w:val="1"/>
+    </w:lvlOverride>
+  </w:num>
+  <w:num w:numId="10">
+    <w:abstractNumId w:val="0"/>
+    <w:lvlOverride w:ilvl="0">
+      <w:startOverride w:val="1"/>
+    </w:lvlOverride>
+    <w:lvlOverride w:ilvl="1">
+      <w:startOverride w:val="1"/>
+    </w:lvlOverride>
+    <w:lvlOverride w:ilvl="2">
+      <w:startOverride w:val="1"/>
+    </w:lvlOverride>
+    <w:lvlOverride w:ilvl="3">
+      <w:startOverride w:val="1"/>
+    </w:lvlOverride>
+    <w:lvlOverride w:ilvl="4">
+      <w:startOverride w:val="1"/>
+    </w:lvlOverride>
+    <w:lvlOverride w:ilvl="5">
+      <w:startOverride w:val="1"/>
+    </w:lvlOverride>
+    <w:lvlOverride w:ilvl="6">
+      <w:startOverride w:val="1"/>
+    </w:lvlOverride>
+    <w:lvlOverride w:ilvl="7">
+      <w:startOverride w:val="1"/>
+    </w:lvlOverride>
+    <w:lvlOverride w:ilvl="8">
+      <w:startOverride w:val="1"/>
+    </w:lvlOverride>
+  </w:num>
+  <w:num w:numId="11">
     <w:abstractNumId w:val="0"/>
     <w:lvlOverride w:ilvl="0">
       <w:startOverride w:val="1"/>
@@ -3071,7 +4783,7 @@
     <w:lsdException w:qFormat="1" w:unhideWhenUsed="0" w:uiPriority="0" w:semiHidden="0" w:name="Title"/>
     <w:lsdException w:unhideWhenUsed="0" w:uiPriority="0" w:semiHidden="0" w:name="Closing"/>
     <w:lsdException w:unhideWhenUsed="0" w:uiPriority="0" w:semiHidden="0" w:name="Signature"/>
-    <w:lsdException w:unhideWhenUsed="0" w:uiPriority="0" w:name="Default Paragraph Font"/>
+    <w:lsdException w:qFormat="1" w:unhideWhenUsed="0" w:uiPriority="0" w:name="Default Paragraph Font"/>
     <w:lsdException w:unhideWhenUsed="0" w:uiPriority="0" w:semiHidden="0" w:name="Body Text"/>
     <w:lsdException w:unhideWhenUsed="0" w:uiPriority="0" w:semiHidden="0" w:name="Body Text Indent"/>
     <w:lsdException w:unhideWhenUsed="0" w:uiPriority="0" w:semiHidden="0" w:name="List Continue"/>
@@ -3338,6 +5050,7 @@
   <w:style w:type="character" w:default="1" w:styleId="6">
     <w:name w:val="Default Paragraph Font"/>
     <w:semiHidden/>
+    <w:qFormat/>
     <w:uiPriority w:val="0"/>
   </w:style>
   <w:style w:type="table" w:default="1" w:styleId="5">
